--- a/сети/2,3.docx
+++ b/сети/2,3.docx
@@ -264,7 +264,7 @@
                     <pic:cNvPicPr/>
                   </pic:nvPicPr>
                   <pic:blipFill>
-                    <a:blip r:embed="rId4"/>
+                    <a:blip r:embed="rId5"/>
                     <a:stretch>
                       <a:fillRect/>
                     </a:stretch>
@@ -328,7 +328,7 @@
                     <pic:cNvPicPr/>
                   </pic:nvPicPr>
                   <pic:blipFill>
-                    <a:blip r:embed="rId5"/>
+                    <a:blip r:embed="rId6"/>
                     <a:stretch>
                       <a:fillRect/>
                     </a:stretch>
@@ -386,7 +386,7 @@
                     <pic:cNvPicPr/>
                   </pic:nvPicPr>
                   <pic:blipFill>
-                    <a:blip r:embed="rId6"/>
+                    <a:blip r:embed="rId7"/>
                     <a:stretch>
                       <a:fillRect/>
                     </a:stretch>
@@ -445,7 +445,7 @@
                     <pic:cNvPicPr/>
                   </pic:nvPicPr>
                   <pic:blipFill>
-                    <a:blip r:embed="rId7"/>
+                    <a:blip r:embed="rId8"/>
                     <a:stretch>
                       <a:fillRect/>
                     </a:stretch>
@@ -504,7 +504,7 @@
                     <pic:cNvPicPr/>
                   </pic:nvPicPr>
                   <pic:blipFill>
-                    <a:blip r:embed="rId8"/>
+                    <a:blip r:embed="rId9"/>
                     <a:stretch>
                       <a:fillRect/>
                     </a:stretch>
@@ -553,7 +553,7 @@
                     <pic:cNvPicPr/>
                   </pic:nvPicPr>
                   <pic:blipFill rotWithShape="1">
-                    <a:blip r:embed="rId9"/>
+                    <a:blip r:embed="rId10"/>
                     <a:srcRect b="1321"/>
                     <a:stretch/>
                   </pic:blipFill>
@@ -620,7 +620,7 @@
                     <pic:cNvPicPr/>
                   </pic:nvPicPr>
                   <pic:blipFill>
-                    <a:blip r:embed="rId10"/>
+                    <a:blip r:embed="rId11"/>
                     <a:stretch>
                       <a:fillRect/>
                     </a:stretch>
@@ -668,7 +668,7 @@
                     <pic:cNvPicPr/>
                   </pic:nvPicPr>
                   <pic:blipFill>
-                    <a:blip r:embed="rId11"/>
+                    <a:blip r:embed="rId12"/>
                     <a:stretch>
                       <a:fillRect/>
                     </a:stretch>
@@ -729,7 +729,7 @@
                     <pic:cNvPicPr/>
                   </pic:nvPicPr>
                   <pic:blipFill>
-                    <a:blip r:embed="rId12"/>
+                    <a:blip r:embed="rId13"/>
                     <a:stretch>
                       <a:fillRect/>
                     </a:stretch>
@@ -854,7 +854,7 @@
                     <pic:cNvPicPr/>
                   </pic:nvPicPr>
                   <pic:blipFill>
-                    <a:blip r:embed="rId13"/>
+                    <a:blip r:embed="rId14"/>
                     <a:stretch>
                       <a:fillRect/>
                     </a:stretch>
@@ -908,7 +908,7 @@
                     <pic:cNvPicPr/>
                   </pic:nvPicPr>
                   <pic:blipFill>
-                    <a:blip r:embed="rId14"/>
+                    <a:blip r:embed="rId15"/>
                     <a:stretch>
                       <a:fillRect/>
                     </a:stretch>
@@ -951,7 +951,7 @@
                     <pic:cNvPicPr/>
                   </pic:nvPicPr>
                   <pic:blipFill rotWithShape="1">
-                    <a:blip r:embed="rId15"/>
+                    <a:blip r:embed="rId16"/>
                     <a:srcRect t="56491"/>
                     <a:stretch/>
                   </pic:blipFill>
@@ -1010,7 +1010,7 @@
                     <pic:cNvPicPr/>
                   </pic:nvPicPr>
                   <pic:blipFill>
-                    <a:blip r:embed="rId16"/>
+                    <a:blip r:embed="rId17"/>
                     <a:stretch>
                       <a:fillRect/>
                     </a:stretch>
@@ -1039,6 +1039,9 @@
     </w:p>
     <w:p>
       <w:r>
+        <w:rPr>
+          <w:noProof/>
+        </w:rPr>
         <w:drawing>
           <wp:inline distT="0" distB="0" distL="0" distR="0" wp14:anchorId="1778E691" wp14:editId="5DD6C800">
             <wp:extent cx="3596952" cy="2972058"/>
@@ -1055,7 +1058,7 @@
                     <pic:cNvPicPr/>
                   </pic:nvPicPr>
                   <pic:blipFill>
-                    <a:blip r:embed="rId17"/>
+                    <a:blip r:embed="rId18"/>
                     <a:stretch>
                       <a:fillRect/>
                     </a:stretch>
@@ -1089,6 +1092,7 @@
       </w:pPr>
       <w:r>
         <w:rPr>
+          <w:noProof/>
           <w:lang w:val="en-US"/>
         </w:rPr>
         <w:drawing>
@@ -1107,7 +1111,7 @@
                     <pic:cNvPicPr/>
                   </pic:nvPicPr>
                   <pic:blipFill>
-                    <a:blip r:embed="rId18"/>
+                    <a:blip r:embed="rId19"/>
                     <a:stretch>
                       <a:fillRect/>
                     </a:stretch>
@@ -1136,6 +1140,7 @@
       </w:pPr>
       <w:r>
         <w:rPr>
+          <w:noProof/>
           <w:lang w:val="en-US"/>
         </w:rPr>
         <w:drawing>
@@ -1154,7 +1159,7 @@
                     <pic:cNvPicPr/>
                   </pic:nvPicPr>
                   <pic:blipFill>
-                    <a:blip r:embed="rId19"/>
+                    <a:blip r:embed="rId20"/>
                     <a:stretch>
                       <a:fillRect/>
                     </a:stretch>
@@ -1178,6 +1183,7 @@
     <w:p>
       <w:r>
         <w:rPr>
+          <w:noProof/>
           <w:lang w:val="en-US"/>
         </w:rPr>
         <w:drawing>
@@ -1196,7 +1202,7 @@
                     <pic:cNvPicPr/>
                   </pic:nvPicPr>
                   <pic:blipFill>
-                    <a:blip r:embed="rId20"/>
+                    <a:blip r:embed="rId21"/>
                     <a:stretch>
                       <a:fillRect/>
                     </a:stretch>
@@ -1241,6 +1247,7 @@
       </w:pPr>
       <w:r>
         <w:rPr>
+          <w:noProof/>
           <w:lang w:val="en-US"/>
         </w:rPr>
         <w:drawing>
@@ -1259,7 +1266,7 @@
                     <pic:cNvPicPr/>
                   </pic:nvPicPr>
                   <pic:blipFill>
-                    <a:blip r:embed="rId21"/>
+                    <a:blip r:embed="rId22"/>
                     <a:stretch>
                       <a:fillRect/>
                     </a:stretch>
@@ -1288,6 +1295,7 @@
     <w:p>
       <w:r>
         <w:rPr>
+          <w:noProof/>
           <w:lang w:val="en-US"/>
         </w:rPr>
         <w:lastRenderedPageBreak/>
@@ -1307,7 +1315,7 @@
                     <pic:cNvPicPr/>
                   </pic:nvPicPr>
                   <pic:blipFill>
-                    <a:blip r:embed="rId22"/>
+                    <a:blip r:embed="rId23"/>
                     <a:stretch>
                       <a:fillRect/>
                     </a:stretch>
@@ -1352,6 +1360,7 @@
       </w:pPr>
       <w:r>
         <w:rPr>
+          <w:noProof/>
           <w:lang w:val="en-US"/>
         </w:rPr>
         <w:drawing>
@@ -1370,7 +1379,7 @@
                     <pic:cNvPicPr/>
                   </pic:nvPicPr>
                   <pic:blipFill>
-                    <a:blip r:embed="rId23"/>
+                    <a:blip r:embed="rId24"/>
                     <a:stretch>
                       <a:fillRect/>
                     </a:stretch>
@@ -1399,6 +1408,7 @@
     <w:p>
       <w:r>
         <w:rPr>
+          <w:noProof/>
           <w:lang w:val="en-US"/>
         </w:rPr>
         <w:drawing>
@@ -1417,7 +1427,7 @@
                     <pic:cNvPicPr/>
                   </pic:nvPicPr>
                   <pic:blipFill>
-                    <a:blip r:embed="rId24"/>
+                    <a:blip r:embed="rId25"/>
                     <a:stretch>
                       <a:fillRect/>
                     </a:stretch>
@@ -1462,6 +1472,7 @@
       </w:pPr>
       <w:r>
         <w:rPr>
+          <w:noProof/>
           <w:lang w:val="en-US"/>
         </w:rPr>
         <w:drawing>
@@ -1480,7 +1491,7 @@
                     <pic:cNvPicPr/>
                   </pic:nvPicPr>
                   <pic:blipFill>
-                    <a:blip r:embed="rId25"/>
+                    <a:blip r:embed="rId26"/>
                     <a:stretch>
                       <a:fillRect/>
                     </a:stretch>
@@ -1523,6 +1534,7 @@
       </w:pPr>
       <w:r>
         <w:rPr>
+          <w:noProof/>
           <w:lang w:val="en-US"/>
         </w:rPr>
         <w:drawing>
@@ -1541,7 +1553,7 @@
                     <pic:cNvPicPr/>
                   </pic:nvPicPr>
                   <pic:blipFill>
-                    <a:blip r:embed="rId26"/>
+                    <a:blip r:embed="rId27"/>
                     <a:stretch>
                       <a:fillRect/>
                     </a:stretch>
@@ -1565,6 +1577,7 @@
     <w:p>
       <w:r>
         <w:rPr>
+          <w:noProof/>
           <w:lang w:val="en-US"/>
         </w:rPr>
         <w:drawing>
@@ -1583,7 +1596,7 @@
                     <pic:cNvPicPr/>
                   </pic:nvPicPr>
                   <pic:blipFill>
-                    <a:blip r:embed="rId27"/>
+                    <a:blip r:embed="rId28"/>
                     <a:stretch>
                       <a:fillRect/>
                     </a:stretch>
@@ -1624,6 +1637,7 @@
       </w:pPr>
       <w:r>
         <w:rPr>
+          <w:noProof/>
           <w:lang w:val="en-US"/>
         </w:rPr>
         <w:drawing>
@@ -1642,7 +1656,7 @@
                     <pic:cNvPicPr/>
                   </pic:nvPicPr>
                   <pic:blipFill>
-                    <a:blip r:embed="rId28"/>
+                    <a:blip r:embed="rId29"/>
                     <a:stretch>
                       <a:fillRect/>
                     </a:stretch>
@@ -1671,6 +1685,7 @@
       </w:pPr>
       <w:r>
         <w:rPr>
+          <w:noProof/>
           <w:lang w:val="en-US"/>
         </w:rPr>
         <w:drawing>
@@ -1689,7 +1704,7 @@
                     <pic:cNvPicPr/>
                   </pic:nvPicPr>
                   <pic:blipFill>
-                    <a:blip r:embed="rId29"/>
+                    <a:blip r:embed="rId30"/>
                     <a:stretch>
                       <a:fillRect/>
                     </a:stretch>
@@ -1723,6 +1738,7 @@
     <w:p>
       <w:r>
         <w:rPr>
+          <w:noProof/>
           <w:lang w:val="en-US"/>
         </w:rPr>
         <w:drawing>
@@ -1741,7 +1757,7 @@
                     <pic:cNvPicPr/>
                   </pic:nvPicPr>
                   <pic:blipFill>
-                    <a:blip r:embed="rId30"/>
+                    <a:blip r:embed="rId31"/>
                     <a:stretch>
                       <a:fillRect/>
                     </a:stretch>
@@ -1825,6 +1841,473 @@
         <w:t>/0</w:t>
       </w:r>
     </w:p>
+    <w:p>
+      <w:pPr>
+        <w:rPr>
+          <w:lang w:val="en-US"/>
+        </w:rPr>
+      </w:pPr>
+    </w:p>
+    <w:p>
+      <w:pPr>
+        <w:rPr>
+          <w:lang w:val="en-US"/>
+        </w:rPr>
+      </w:pPr>
+      <w:r>
+        <w:t>Ответы на вопросы</w:t>
+      </w:r>
+      <w:r>
+        <w:rPr>
+          <w:lang w:val="en-US"/>
+        </w:rPr>
+        <w:t>:</w:t>
+      </w:r>
+    </w:p>
+    <w:p>
+      <w:pPr>
+        <w:rPr>
+          <w:b/>
+          <w:bCs/>
+        </w:rPr>
+      </w:pPr>
+      <w:r>
+        <w:rPr>
+          <w:b/>
+          <w:bCs/>
+        </w:rPr>
+        <w:t>1. Что нужно для получения настроек по DHCP-протоколу?</w:t>
+      </w:r>
+    </w:p>
+    <w:p>
+      <w:r>
+        <w:t>Для получения настроек по DHCP необходимо:</w:t>
+      </w:r>
+    </w:p>
+    <w:p>
+      <w:pPr>
+        <w:numPr>
+          <w:ilvl w:val="0"/>
+          <w:numId w:val="1"/>
+        </w:numPr>
+      </w:pPr>
+      <w:r>
+        <w:rPr>
+          <w:b/>
+          <w:bCs/>
+        </w:rPr>
+        <w:t>Сетевой интерфейс</w:t>
+      </w:r>
+      <w:r>
+        <w:t> с поддержкой DHCP (обычно включен по умолчанию).</w:t>
+      </w:r>
+    </w:p>
+    <w:p>
+      <w:pPr>
+        <w:numPr>
+          <w:ilvl w:val="0"/>
+          <w:numId w:val="1"/>
+        </w:numPr>
+      </w:pPr>
+      <w:r>
+        <w:rPr>
+          <w:b/>
+          <w:bCs/>
+        </w:rPr>
+        <w:t>DHCP-сервер</w:t>
+      </w:r>
+      <w:r>
+        <w:t> в сети, который раздает IP-адреса и другие параметры (маска подсети, шлюз, DNS и т. д.).</w:t>
+      </w:r>
+    </w:p>
+    <w:p>
+      <w:pPr>
+        <w:numPr>
+          <w:ilvl w:val="0"/>
+          <w:numId w:val="1"/>
+        </w:numPr>
+      </w:pPr>
+      <w:r>
+        <w:rPr>
+          <w:b/>
+          <w:bCs/>
+        </w:rPr>
+        <w:t>Клиент DHCP</w:t>
+      </w:r>
+      <w:r>
+        <w:t> на устройстве (например, </w:t>
+      </w:r>
+      <w:proofErr w:type="spellStart"/>
+      <w:r>
+        <w:t>dhclient</w:t>
+      </w:r>
+      <w:proofErr w:type="spellEnd"/>
+      <w:r>
+        <w:t> в Linux или служба DHCP в Windows).</w:t>
+      </w:r>
+    </w:p>
+    <w:p>
+      <w:pPr>
+        <w:numPr>
+          <w:ilvl w:val="0"/>
+          <w:numId w:val="1"/>
+        </w:numPr>
+      </w:pPr>
+      <w:r>
+        <w:t>Правильно </w:t>
+      </w:r>
+      <w:r>
+        <w:rPr>
+          <w:b/>
+          <w:bCs/>
+        </w:rPr>
+        <w:t>настроенный сетевой профиль</w:t>
+      </w:r>
+      <w:r>
+        <w:t> (в Linux — </w:t>
+      </w:r>
+      <w:proofErr w:type="spellStart"/>
+      <w:r>
+        <w:t>dhcp</w:t>
+      </w:r>
+      <w:proofErr w:type="spellEnd"/>
+      <w:r>
+        <w:t> в конфигурации интерфейса, в Windows — "Получить IP-адрес автоматически").</w:t>
+      </w:r>
+    </w:p>
+    <w:p>
+      <w:pPr>
+        <w:rPr>
+          <w:b/>
+          <w:bCs/>
+        </w:rPr>
+      </w:pPr>
+      <w:r>
+        <w:rPr>
+          <w:b/>
+          <w:bCs/>
+        </w:rPr>
+        <w:lastRenderedPageBreak/>
+        <w:t>2. Как вручную запустить процесс получения сетевых настроек?</w:t>
+      </w:r>
+    </w:p>
+    <w:p>
+      <w:pPr>
+        <w:rPr>
+          <w:lang w:val="en-US"/>
+        </w:rPr>
+      </w:pPr>
+      <w:r>
+        <w:rPr>
+          <w:lang w:val="en-US"/>
+        </w:rPr>
+        <w:t>Udhcp -</w:t>
+      </w:r>
+      <w:proofErr w:type="spellStart"/>
+      <w:r>
+        <w:rPr>
+          <w:lang w:val="en-US"/>
+        </w:rPr>
+        <w:t>i</w:t>
+      </w:r>
+      <w:proofErr w:type="spellEnd"/>
+    </w:p>
+    <w:p>
+      <w:pPr>
+        <w:rPr>
+          <w:b/>
+          <w:bCs/>
+        </w:rPr>
+      </w:pPr>
+      <w:r>
+        <w:rPr>
+          <w:b/>
+          <w:bCs/>
+        </w:rPr>
+        <w:t>3. Как настроить PXE?</w:t>
+      </w:r>
+    </w:p>
+    <w:p>
+      <w:r>
+        <w:t>PXE (</w:t>
+      </w:r>
+      <w:proofErr w:type="spellStart"/>
+      <w:r>
+        <w:t>Preboot</w:t>
+      </w:r>
+      <w:proofErr w:type="spellEnd"/>
+      <w:r>
+        <w:t xml:space="preserve"> </w:t>
+      </w:r>
+      <w:proofErr w:type="spellStart"/>
+      <w:r>
+        <w:t>eXecution</w:t>
+      </w:r>
+      <w:proofErr w:type="spellEnd"/>
+      <w:r>
+        <w:t xml:space="preserve"> Environment) позволяет загружать ОС по сети.</w:t>
+      </w:r>
+      <w:r>
+        <w:br/>
+      </w:r>
+      <w:r>
+        <w:rPr>
+          <w:b/>
+          <w:bCs/>
+        </w:rPr>
+        <w:t>Требования:</w:t>
+      </w:r>
+    </w:p>
+    <w:p>
+      <w:pPr>
+        <w:numPr>
+          <w:ilvl w:val="0"/>
+          <w:numId w:val="2"/>
+        </w:numPr>
+        <w:rPr>
+          <w:lang w:val="en-US"/>
+        </w:rPr>
+      </w:pPr>
+      <w:r>
+        <w:rPr>
+          <w:b/>
+          <w:bCs/>
+        </w:rPr>
+        <w:t>Сервер</w:t>
+      </w:r>
+      <w:r>
+        <w:rPr>
+          <w:b/>
+          <w:bCs/>
+          <w:lang w:val="en-US"/>
+        </w:rPr>
+        <w:t xml:space="preserve"> DHCP</w:t>
+      </w:r>
+      <w:r>
+        <w:rPr>
+          <w:lang w:val="en-US"/>
+        </w:rPr>
+        <w:t> </w:t>
+      </w:r>
+      <w:r>
+        <w:t>с</w:t>
+      </w:r>
+      <w:r>
+        <w:rPr>
+          <w:lang w:val="en-US"/>
+        </w:rPr>
+        <w:t xml:space="preserve"> </w:t>
+      </w:r>
+      <w:r>
+        <w:t>опциями</w:t>
+      </w:r>
+      <w:r>
+        <w:rPr>
+          <w:lang w:val="en-US"/>
+        </w:rPr>
+        <w:t xml:space="preserve"> PXE (Next-Server, </w:t>
+      </w:r>
+      <w:proofErr w:type="spellStart"/>
+      <w:r>
+        <w:rPr>
+          <w:lang w:val="en-US"/>
+        </w:rPr>
+        <w:t>Bootfile</w:t>
+      </w:r>
+      <w:proofErr w:type="spellEnd"/>
+      <w:r>
+        <w:rPr>
+          <w:lang w:val="en-US"/>
+        </w:rPr>
+        <w:t>).</w:t>
+      </w:r>
+    </w:p>
+    <w:p>
+      <w:pPr>
+        <w:numPr>
+          <w:ilvl w:val="0"/>
+          <w:numId w:val="2"/>
+        </w:numPr>
+      </w:pPr>
+      <w:r>
+        <w:rPr>
+          <w:b/>
+          <w:bCs/>
+        </w:rPr>
+        <w:t>TFTP-сервер</w:t>
+      </w:r>
+      <w:r>
+        <w:t> (хранит загрузчик, например pxelinux.0).</w:t>
+      </w:r>
+    </w:p>
+    <w:p>
+      <w:pPr>
+        <w:numPr>
+          <w:ilvl w:val="0"/>
+          <w:numId w:val="2"/>
+        </w:numPr>
+      </w:pPr>
+      <w:r>
+        <w:rPr>
+          <w:b/>
+          <w:bCs/>
+        </w:rPr>
+        <w:t>HTTP/NFS сервер</w:t>
+      </w:r>
+      <w:r>
+        <w:t> (для образов ОС).</w:t>
+      </w:r>
+    </w:p>
+    <w:p>
+      <w:r>
+        <w:t>4. Чем динамические маршруты отличаются от статических?</w:t>
+      </w:r>
+    </w:p>
+    <w:p>
+      <w:pPr>
+        <w:rPr>
+          <w:lang w:val="en-US"/>
+        </w:rPr>
+      </w:pPr>
+      <w:r>
+        <w:t>Статические маршруты:</w:t>
+      </w:r>
+    </w:p>
+    <w:p>
+      <w:pPr>
+        <w:pStyle w:val="a7"/>
+        <w:numPr>
+          <w:ilvl w:val="0"/>
+          <w:numId w:val="4"/>
+        </w:numPr>
+        <w:rPr>
+          <w:lang w:val="en-US"/>
+        </w:rPr>
+      </w:pPr>
+      <w:r>
+        <w:t>Задаются вручную администратором.</w:t>
+      </w:r>
+    </w:p>
+    <w:p>
+      <w:pPr>
+        <w:pStyle w:val="a7"/>
+        <w:numPr>
+          <w:ilvl w:val="0"/>
+          <w:numId w:val="4"/>
+        </w:numPr>
+        <w:rPr>
+          <w:lang w:val="en-US"/>
+        </w:rPr>
+      </w:pPr>
+      <w:r>
+        <w:t>Не меняются автоматически при изменении топологии сети.</w:t>
+      </w:r>
+    </w:p>
+    <w:p>
+      <w:pPr>
+        <w:pStyle w:val="a7"/>
+        <w:numPr>
+          <w:ilvl w:val="0"/>
+          <w:numId w:val="4"/>
+        </w:numPr>
+        <w:rPr>
+          <w:lang w:val="en-US"/>
+        </w:rPr>
+      </w:pPr>
+      <w:r>
+        <w:t>Нет накладных расходов на обновление.</w:t>
+      </w:r>
+    </w:p>
+    <w:p>
+      <w:pPr>
+        <w:pStyle w:val="a7"/>
+        <w:numPr>
+          <w:ilvl w:val="0"/>
+          <w:numId w:val="4"/>
+        </w:numPr>
+        <w:rPr>
+          <w:lang w:val="en-US"/>
+        </w:rPr>
+      </w:pPr>
+      <w:r>
+        <w:t>Используются в небольших сетях или для критичных маршрутов.</w:t>
+      </w:r>
+    </w:p>
+    <w:p>
+      <w:pPr>
+        <w:rPr>
+          <w:lang w:val="en-US"/>
+        </w:rPr>
+      </w:pPr>
+      <w:r>
+        <w:t>Динамические маршруты:</w:t>
+      </w:r>
+    </w:p>
+    <w:p>
+      <w:pPr>
+        <w:pStyle w:val="a7"/>
+        <w:numPr>
+          <w:ilvl w:val="0"/>
+          <w:numId w:val="3"/>
+        </w:numPr>
+        <w:rPr>
+          <w:lang w:val="en-US"/>
+        </w:rPr>
+      </w:pPr>
+      <w:r>
+        <w:t>Обновляются автоматически протоколами (RIP, OSPF, BGP).</w:t>
+      </w:r>
+    </w:p>
+    <w:p>
+      <w:pPr>
+        <w:pStyle w:val="a7"/>
+        <w:numPr>
+          <w:ilvl w:val="0"/>
+          <w:numId w:val="3"/>
+        </w:numPr>
+        <w:rPr>
+          <w:lang w:val="en-US"/>
+        </w:rPr>
+      </w:pPr>
+      <w:r>
+        <w:t>Адаптируются к изменениям сети (сбои, добавление узлов).</w:t>
+      </w:r>
+    </w:p>
+    <w:p>
+      <w:pPr>
+        <w:pStyle w:val="a7"/>
+        <w:numPr>
+          <w:ilvl w:val="0"/>
+          <w:numId w:val="3"/>
+        </w:numPr>
+        <w:rPr>
+          <w:lang w:val="en-US"/>
+        </w:rPr>
+      </w:pPr>
+      <w:r>
+        <w:t xml:space="preserve">Требуют ресурсов CPU и </w:t>
+      </w:r>
+      <w:proofErr w:type="spellStart"/>
+      <w:r>
+        <w:t>bandwidth</w:t>
+      </w:r>
+      <w:proofErr w:type="spellEnd"/>
+      <w:r>
+        <w:t xml:space="preserve"> для обмена данными.</w:t>
+      </w:r>
+    </w:p>
+    <w:p>
+      <w:pPr>
+        <w:pStyle w:val="a7"/>
+        <w:numPr>
+          <w:ilvl w:val="0"/>
+          <w:numId w:val="3"/>
+        </w:numPr>
+      </w:pPr>
+      <w:r>
+        <w:t>Используются в крупных и сложных сетях.</w:t>
+      </w:r>
+    </w:p>
     <w:sectPr>
       <w:pgSz w:w="11906" w:h="16838"/>
       <w:pgMar w:top="1134" w:right="850" w:bottom="1134" w:left="1701" w:header="708" w:footer="708" w:gutter="0"/>
@@ -1833,6 +2316,547 @@
     </w:sectPr>
   </w:body>
 </w:document>
+</file>
+
+<file path=word/numbering.xml><?xml version="1.0" encoding="utf-8"?>
+<w:numbering xmlns:wpc="http://schemas.microsoft.com/office/word/2010/wordprocessingCanvas" xmlns:cx="http://schemas.microsoft.com/office/drawing/2014/chartex" xmlns:cx1="http://schemas.microsoft.com/office/drawing/2015/9/8/chartex" xmlns:cx2="http://schemas.microsoft.com/office/drawing/2015/10/21/chartex" xmlns:cx3="http://schemas.microsoft.com/office/drawing/2016/5/9/chartex" xmlns:cx4="http://schemas.microsoft.com/office/drawing/2016/5/10/chartex" xmlns:cx5="http://schemas.microsoft.com/office/drawing/2016/5/11/chartex" xmlns:cx6="http://schemas.microsoft.com/office/drawing/2016/5/12/chartex" xmlns:cx7="http://schemas.microsoft.com/office/drawing/2016/5/13/chartex" xmlns:cx8="http://schemas.microsoft.com/office/drawing/2016/5/14/chartex" xmlns:mc="http://schemas.openxmlformats.org/markup-compatibility/2006" xmlns:aink="http://schemas.microsoft.com/office/drawing/2016/ink" xmlns:am3d="http://schemas.microsoft.com/office/drawing/2017/model3d" xmlns:o="urn:schemas-microsoft-com:office:office" xmlns:oel="http://schemas.microsoft.com/office/2019/extlst" xmlns:r="http://schemas.openxmlformats.org/officeDocument/2006/relationships" xmlns:m="http://schemas.openxmlformats.org/officeDocument/2006/math" xmlns:v="urn:schemas-microsoft-com:vml" xmlns:wp14="http://schemas.microsoft.com/office/word/2010/wordprocessingDrawing" xmlns:wp="http://schemas.openxmlformats.org/drawingml/2006/wordprocessingDrawing" xmlns:w10="urn:schemas-microsoft-com:office:word" xmlns:w="http://schemas.openxmlformats.org/wordprocessingml/2006/main" xmlns:w14="http://schemas.microsoft.com/office/word/2010/wordml" xmlns:w15="http://schemas.microsoft.com/office/word/2012/wordml" xmlns:w16cex="http://schemas.microsoft.com/office/word/2018/wordml/cex" xmlns:w16cid="http://schemas.microsoft.com/office/word/2016/wordml/cid" xmlns:w16="http://schemas.microsoft.com/office/word/2018/wordml" xmlns:w16du="http://schemas.microsoft.com/office/word/2023/wordml/word16du" xmlns:w16sdtdh="http://schemas.microsoft.com/office/word/2020/wordml/sdtdatahash" xmlns:w16sdtfl="http://schemas.microsoft.com/office/word/2024/wordml/sdtformatlock" xmlns:w16se="http://schemas.microsoft.com/office/word/2015/wordml/symex" xmlns:wpg="http://schemas.microsoft.com/office/word/2010/wordprocessingGroup" xmlns:wpi="http://schemas.microsoft.com/office/word/2010/wordprocessingInk" xmlns:wne="http://schemas.microsoft.com/office/word/2006/wordml" xmlns:wps="http://schemas.microsoft.com/office/word/2010/wordprocessingShape" mc:Ignorable="w14 w15 w16se w16cid w16 w16cex w16sdtdh w16sdtfl w16du wp14">
+  <w:abstractNum w:abstractNumId="0" w15:restartNumberingAfterBreak="0">
+    <w:nsid w:val="2DB06A15"/>
+    <w:multiLevelType w:val="hybridMultilevel"/>
+    <w:tmpl w:val="0E7605A2"/>
+    <w:lvl w:ilvl="0" w:tplc="04190001">
+      <w:start w:val="1"/>
+      <w:numFmt w:val="bullet"/>
+      <w:lvlText w:val=""/>
+      <w:lvlJc w:val="left"/>
+      <w:pPr>
+        <w:ind w:left="720" w:hanging="360"/>
+      </w:pPr>
+      <w:rPr>
+        <w:rFonts w:ascii="Symbol" w:hAnsi="Symbol" w:hint="default"/>
+      </w:rPr>
+    </w:lvl>
+    <w:lvl w:ilvl="1" w:tplc="04190003" w:tentative="1">
+      <w:start w:val="1"/>
+      <w:numFmt w:val="bullet"/>
+      <w:lvlText w:val="o"/>
+      <w:lvlJc w:val="left"/>
+      <w:pPr>
+        <w:ind w:left="1440" w:hanging="360"/>
+      </w:pPr>
+      <w:rPr>
+        <w:rFonts w:ascii="Courier New" w:hAnsi="Courier New" w:cs="Courier New" w:hint="default"/>
+      </w:rPr>
+    </w:lvl>
+    <w:lvl w:ilvl="2" w:tplc="04190005" w:tentative="1">
+      <w:start w:val="1"/>
+      <w:numFmt w:val="bullet"/>
+      <w:lvlText w:val=""/>
+      <w:lvlJc w:val="left"/>
+      <w:pPr>
+        <w:ind w:left="2160" w:hanging="360"/>
+      </w:pPr>
+      <w:rPr>
+        <w:rFonts w:ascii="Wingdings" w:hAnsi="Wingdings" w:hint="default"/>
+      </w:rPr>
+    </w:lvl>
+    <w:lvl w:ilvl="3" w:tplc="04190001" w:tentative="1">
+      <w:start w:val="1"/>
+      <w:numFmt w:val="bullet"/>
+      <w:lvlText w:val=""/>
+      <w:lvlJc w:val="left"/>
+      <w:pPr>
+        <w:ind w:left="2880" w:hanging="360"/>
+      </w:pPr>
+      <w:rPr>
+        <w:rFonts w:ascii="Symbol" w:hAnsi="Symbol" w:hint="default"/>
+      </w:rPr>
+    </w:lvl>
+    <w:lvl w:ilvl="4" w:tplc="04190003" w:tentative="1">
+      <w:start w:val="1"/>
+      <w:numFmt w:val="bullet"/>
+      <w:lvlText w:val="o"/>
+      <w:lvlJc w:val="left"/>
+      <w:pPr>
+        <w:ind w:left="3600" w:hanging="360"/>
+      </w:pPr>
+      <w:rPr>
+        <w:rFonts w:ascii="Courier New" w:hAnsi="Courier New" w:cs="Courier New" w:hint="default"/>
+      </w:rPr>
+    </w:lvl>
+    <w:lvl w:ilvl="5" w:tplc="04190005" w:tentative="1">
+      <w:start w:val="1"/>
+      <w:numFmt w:val="bullet"/>
+      <w:lvlText w:val=""/>
+      <w:lvlJc w:val="left"/>
+      <w:pPr>
+        <w:ind w:left="4320" w:hanging="360"/>
+      </w:pPr>
+      <w:rPr>
+        <w:rFonts w:ascii="Wingdings" w:hAnsi="Wingdings" w:hint="default"/>
+      </w:rPr>
+    </w:lvl>
+    <w:lvl w:ilvl="6" w:tplc="04190001" w:tentative="1">
+      <w:start w:val="1"/>
+      <w:numFmt w:val="bullet"/>
+      <w:lvlText w:val=""/>
+      <w:lvlJc w:val="left"/>
+      <w:pPr>
+        <w:ind w:left="5040" w:hanging="360"/>
+      </w:pPr>
+      <w:rPr>
+        <w:rFonts w:ascii="Symbol" w:hAnsi="Symbol" w:hint="default"/>
+      </w:rPr>
+    </w:lvl>
+    <w:lvl w:ilvl="7" w:tplc="04190003" w:tentative="1">
+      <w:start w:val="1"/>
+      <w:numFmt w:val="bullet"/>
+      <w:lvlText w:val="o"/>
+      <w:lvlJc w:val="left"/>
+      <w:pPr>
+        <w:ind w:left="5760" w:hanging="360"/>
+      </w:pPr>
+      <w:rPr>
+        <w:rFonts w:ascii="Courier New" w:hAnsi="Courier New" w:cs="Courier New" w:hint="default"/>
+      </w:rPr>
+    </w:lvl>
+    <w:lvl w:ilvl="8" w:tplc="04190005" w:tentative="1">
+      <w:start w:val="1"/>
+      <w:numFmt w:val="bullet"/>
+      <w:lvlText w:val=""/>
+      <w:lvlJc w:val="left"/>
+      <w:pPr>
+        <w:ind w:left="6480" w:hanging="360"/>
+      </w:pPr>
+      <w:rPr>
+        <w:rFonts w:ascii="Wingdings" w:hAnsi="Wingdings" w:hint="default"/>
+      </w:rPr>
+    </w:lvl>
+  </w:abstractNum>
+  <w:abstractNum w:abstractNumId="1" w15:restartNumberingAfterBreak="0">
+    <w:nsid w:val="35F81734"/>
+    <w:multiLevelType w:val="multilevel"/>
+    <w:tmpl w:val="CB668428"/>
+    <w:lvl w:ilvl="0">
+      <w:start w:val="1"/>
+      <w:numFmt w:val="bullet"/>
+      <w:lvlText w:val=""/>
+      <w:lvlJc w:val="left"/>
+      <w:pPr>
+        <w:tabs>
+          <w:tab w:val="num" w:pos="720"/>
+        </w:tabs>
+        <w:ind w:left="720" w:hanging="360"/>
+      </w:pPr>
+      <w:rPr>
+        <w:rFonts w:ascii="Symbol" w:hAnsi="Symbol" w:hint="default"/>
+        <w:sz w:val="20"/>
+      </w:rPr>
+    </w:lvl>
+    <w:lvl w:ilvl="1" w:tentative="1">
+      <w:start w:val="1"/>
+      <w:numFmt w:val="bullet"/>
+      <w:lvlText w:val="o"/>
+      <w:lvlJc w:val="left"/>
+      <w:pPr>
+        <w:tabs>
+          <w:tab w:val="num" w:pos="1440"/>
+        </w:tabs>
+        <w:ind w:left="1440" w:hanging="360"/>
+      </w:pPr>
+      <w:rPr>
+        <w:rFonts w:ascii="Courier New" w:hAnsi="Courier New" w:hint="default"/>
+        <w:sz w:val="20"/>
+      </w:rPr>
+    </w:lvl>
+    <w:lvl w:ilvl="2" w:tentative="1">
+      <w:start w:val="1"/>
+      <w:numFmt w:val="bullet"/>
+      <w:lvlText w:val=""/>
+      <w:lvlJc w:val="left"/>
+      <w:pPr>
+        <w:tabs>
+          <w:tab w:val="num" w:pos="2160"/>
+        </w:tabs>
+        <w:ind w:left="2160" w:hanging="360"/>
+      </w:pPr>
+      <w:rPr>
+        <w:rFonts w:ascii="Wingdings" w:hAnsi="Wingdings" w:hint="default"/>
+        <w:sz w:val="20"/>
+      </w:rPr>
+    </w:lvl>
+    <w:lvl w:ilvl="3" w:tentative="1">
+      <w:start w:val="1"/>
+      <w:numFmt w:val="bullet"/>
+      <w:lvlText w:val=""/>
+      <w:lvlJc w:val="left"/>
+      <w:pPr>
+        <w:tabs>
+          <w:tab w:val="num" w:pos="2880"/>
+        </w:tabs>
+        <w:ind w:left="2880" w:hanging="360"/>
+      </w:pPr>
+      <w:rPr>
+        <w:rFonts w:ascii="Wingdings" w:hAnsi="Wingdings" w:hint="default"/>
+        <w:sz w:val="20"/>
+      </w:rPr>
+    </w:lvl>
+    <w:lvl w:ilvl="4" w:tentative="1">
+      <w:start w:val="1"/>
+      <w:numFmt w:val="bullet"/>
+      <w:lvlText w:val=""/>
+      <w:lvlJc w:val="left"/>
+      <w:pPr>
+        <w:tabs>
+          <w:tab w:val="num" w:pos="3600"/>
+        </w:tabs>
+        <w:ind w:left="3600" w:hanging="360"/>
+      </w:pPr>
+      <w:rPr>
+        <w:rFonts w:ascii="Wingdings" w:hAnsi="Wingdings" w:hint="default"/>
+        <w:sz w:val="20"/>
+      </w:rPr>
+    </w:lvl>
+    <w:lvl w:ilvl="5" w:tentative="1">
+      <w:start w:val="1"/>
+      <w:numFmt w:val="bullet"/>
+      <w:lvlText w:val=""/>
+      <w:lvlJc w:val="left"/>
+      <w:pPr>
+        <w:tabs>
+          <w:tab w:val="num" w:pos="4320"/>
+        </w:tabs>
+        <w:ind w:left="4320" w:hanging="360"/>
+      </w:pPr>
+      <w:rPr>
+        <w:rFonts w:ascii="Wingdings" w:hAnsi="Wingdings" w:hint="default"/>
+        <w:sz w:val="20"/>
+      </w:rPr>
+    </w:lvl>
+    <w:lvl w:ilvl="6" w:tentative="1">
+      <w:start w:val="1"/>
+      <w:numFmt w:val="bullet"/>
+      <w:lvlText w:val=""/>
+      <w:lvlJc w:val="left"/>
+      <w:pPr>
+        <w:tabs>
+          <w:tab w:val="num" w:pos="5040"/>
+        </w:tabs>
+        <w:ind w:left="5040" w:hanging="360"/>
+      </w:pPr>
+      <w:rPr>
+        <w:rFonts w:ascii="Wingdings" w:hAnsi="Wingdings" w:hint="default"/>
+        <w:sz w:val="20"/>
+      </w:rPr>
+    </w:lvl>
+    <w:lvl w:ilvl="7" w:tentative="1">
+      <w:start w:val="1"/>
+      <w:numFmt w:val="bullet"/>
+      <w:lvlText w:val=""/>
+      <w:lvlJc w:val="left"/>
+      <w:pPr>
+        <w:tabs>
+          <w:tab w:val="num" w:pos="5760"/>
+        </w:tabs>
+        <w:ind w:left="5760" w:hanging="360"/>
+      </w:pPr>
+      <w:rPr>
+        <w:rFonts w:ascii="Wingdings" w:hAnsi="Wingdings" w:hint="default"/>
+        <w:sz w:val="20"/>
+      </w:rPr>
+    </w:lvl>
+    <w:lvl w:ilvl="8" w:tentative="1">
+      <w:start w:val="1"/>
+      <w:numFmt w:val="bullet"/>
+      <w:lvlText w:val=""/>
+      <w:lvlJc w:val="left"/>
+      <w:pPr>
+        <w:tabs>
+          <w:tab w:val="num" w:pos="6480"/>
+        </w:tabs>
+        <w:ind w:left="6480" w:hanging="360"/>
+      </w:pPr>
+      <w:rPr>
+        <w:rFonts w:ascii="Wingdings" w:hAnsi="Wingdings" w:hint="default"/>
+        <w:sz w:val="20"/>
+      </w:rPr>
+    </w:lvl>
+  </w:abstractNum>
+  <w:abstractNum w:abstractNumId="2" w15:restartNumberingAfterBreak="0">
+    <w:nsid w:val="3A6D1766"/>
+    <w:multiLevelType w:val="multilevel"/>
+    <w:tmpl w:val="D096ABCE"/>
+    <w:lvl w:ilvl="0">
+      <w:start w:val="1"/>
+      <w:numFmt w:val="bullet"/>
+      <w:lvlText w:val=""/>
+      <w:lvlJc w:val="left"/>
+      <w:pPr>
+        <w:tabs>
+          <w:tab w:val="num" w:pos="720"/>
+        </w:tabs>
+        <w:ind w:left="720" w:hanging="360"/>
+      </w:pPr>
+      <w:rPr>
+        <w:rFonts w:ascii="Symbol" w:hAnsi="Symbol" w:hint="default"/>
+        <w:sz w:val="20"/>
+      </w:rPr>
+    </w:lvl>
+    <w:lvl w:ilvl="1" w:tentative="1">
+      <w:start w:val="1"/>
+      <w:numFmt w:val="bullet"/>
+      <w:lvlText w:val="o"/>
+      <w:lvlJc w:val="left"/>
+      <w:pPr>
+        <w:tabs>
+          <w:tab w:val="num" w:pos="1440"/>
+        </w:tabs>
+        <w:ind w:left="1440" w:hanging="360"/>
+      </w:pPr>
+      <w:rPr>
+        <w:rFonts w:ascii="Courier New" w:hAnsi="Courier New" w:hint="default"/>
+        <w:sz w:val="20"/>
+      </w:rPr>
+    </w:lvl>
+    <w:lvl w:ilvl="2" w:tentative="1">
+      <w:start w:val="1"/>
+      <w:numFmt w:val="bullet"/>
+      <w:lvlText w:val=""/>
+      <w:lvlJc w:val="left"/>
+      <w:pPr>
+        <w:tabs>
+          <w:tab w:val="num" w:pos="2160"/>
+        </w:tabs>
+        <w:ind w:left="2160" w:hanging="360"/>
+      </w:pPr>
+      <w:rPr>
+        <w:rFonts w:ascii="Wingdings" w:hAnsi="Wingdings" w:hint="default"/>
+        <w:sz w:val="20"/>
+      </w:rPr>
+    </w:lvl>
+    <w:lvl w:ilvl="3" w:tentative="1">
+      <w:start w:val="1"/>
+      <w:numFmt w:val="bullet"/>
+      <w:lvlText w:val=""/>
+      <w:lvlJc w:val="left"/>
+      <w:pPr>
+        <w:tabs>
+          <w:tab w:val="num" w:pos="2880"/>
+        </w:tabs>
+        <w:ind w:left="2880" w:hanging="360"/>
+      </w:pPr>
+      <w:rPr>
+        <w:rFonts w:ascii="Wingdings" w:hAnsi="Wingdings" w:hint="default"/>
+        <w:sz w:val="20"/>
+      </w:rPr>
+    </w:lvl>
+    <w:lvl w:ilvl="4" w:tentative="1">
+      <w:start w:val="1"/>
+      <w:numFmt w:val="bullet"/>
+      <w:lvlText w:val=""/>
+      <w:lvlJc w:val="left"/>
+      <w:pPr>
+        <w:tabs>
+          <w:tab w:val="num" w:pos="3600"/>
+        </w:tabs>
+        <w:ind w:left="3600" w:hanging="360"/>
+      </w:pPr>
+      <w:rPr>
+        <w:rFonts w:ascii="Wingdings" w:hAnsi="Wingdings" w:hint="default"/>
+        <w:sz w:val="20"/>
+      </w:rPr>
+    </w:lvl>
+    <w:lvl w:ilvl="5" w:tentative="1">
+      <w:start w:val="1"/>
+      <w:numFmt w:val="bullet"/>
+      <w:lvlText w:val=""/>
+      <w:lvlJc w:val="left"/>
+      <w:pPr>
+        <w:tabs>
+          <w:tab w:val="num" w:pos="4320"/>
+        </w:tabs>
+        <w:ind w:left="4320" w:hanging="360"/>
+      </w:pPr>
+      <w:rPr>
+        <w:rFonts w:ascii="Wingdings" w:hAnsi="Wingdings" w:hint="default"/>
+        <w:sz w:val="20"/>
+      </w:rPr>
+    </w:lvl>
+    <w:lvl w:ilvl="6" w:tentative="1">
+      <w:start w:val="1"/>
+      <w:numFmt w:val="bullet"/>
+      <w:lvlText w:val=""/>
+      <w:lvlJc w:val="left"/>
+      <w:pPr>
+        <w:tabs>
+          <w:tab w:val="num" w:pos="5040"/>
+        </w:tabs>
+        <w:ind w:left="5040" w:hanging="360"/>
+      </w:pPr>
+      <w:rPr>
+        <w:rFonts w:ascii="Wingdings" w:hAnsi="Wingdings" w:hint="default"/>
+        <w:sz w:val="20"/>
+      </w:rPr>
+    </w:lvl>
+    <w:lvl w:ilvl="7" w:tentative="1">
+      <w:start w:val="1"/>
+      <w:numFmt w:val="bullet"/>
+      <w:lvlText w:val=""/>
+      <w:lvlJc w:val="left"/>
+      <w:pPr>
+        <w:tabs>
+          <w:tab w:val="num" w:pos="5760"/>
+        </w:tabs>
+        <w:ind w:left="5760" w:hanging="360"/>
+      </w:pPr>
+      <w:rPr>
+        <w:rFonts w:ascii="Wingdings" w:hAnsi="Wingdings" w:hint="default"/>
+        <w:sz w:val="20"/>
+      </w:rPr>
+    </w:lvl>
+    <w:lvl w:ilvl="8" w:tentative="1">
+      <w:start w:val="1"/>
+      <w:numFmt w:val="bullet"/>
+      <w:lvlText w:val=""/>
+      <w:lvlJc w:val="left"/>
+      <w:pPr>
+        <w:tabs>
+          <w:tab w:val="num" w:pos="6480"/>
+        </w:tabs>
+        <w:ind w:left="6480" w:hanging="360"/>
+      </w:pPr>
+      <w:rPr>
+        <w:rFonts w:ascii="Wingdings" w:hAnsi="Wingdings" w:hint="default"/>
+        <w:sz w:val="20"/>
+      </w:rPr>
+    </w:lvl>
+  </w:abstractNum>
+  <w:abstractNum w:abstractNumId="3" w15:restartNumberingAfterBreak="0">
+    <w:nsid w:val="41784C13"/>
+    <w:multiLevelType w:val="hybridMultilevel"/>
+    <w:tmpl w:val="57A49D02"/>
+    <w:lvl w:ilvl="0" w:tplc="04190001">
+      <w:start w:val="1"/>
+      <w:numFmt w:val="bullet"/>
+      <w:lvlText w:val=""/>
+      <w:lvlJc w:val="left"/>
+      <w:pPr>
+        <w:ind w:left="720" w:hanging="360"/>
+      </w:pPr>
+      <w:rPr>
+        <w:rFonts w:ascii="Symbol" w:hAnsi="Symbol" w:hint="default"/>
+      </w:rPr>
+    </w:lvl>
+    <w:lvl w:ilvl="1" w:tplc="04190003" w:tentative="1">
+      <w:start w:val="1"/>
+      <w:numFmt w:val="bullet"/>
+      <w:lvlText w:val="o"/>
+      <w:lvlJc w:val="left"/>
+      <w:pPr>
+        <w:ind w:left="1440" w:hanging="360"/>
+      </w:pPr>
+      <w:rPr>
+        <w:rFonts w:ascii="Courier New" w:hAnsi="Courier New" w:cs="Courier New" w:hint="default"/>
+      </w:rPr>
+    </w:lvl>
+    <w:lvl w:ilvl="2" w:tplc="04190005" w:tentative="1">
+      <w:start w:val="1"/>
+      <w:numFmt w:val="bullet"/>
+      <w:lvlText w:val=""/>
+      <w:lvlJc w:val="left"/>
+      <w:pPr>
+        <w:ind w:left="2160" w:hanging="360"/>
+      </w:pPr>
+      <w:rPr>
+        <w:rFonts w:ascii="Wingdings" w:hAnsi="Wingdings" w:hint="default"/>
+      </w:rPr>
+    </w:lvl>
+    <w:lvl w:ilvl="3" w:tplc="04190001" w:tentative="1">
+      <w:start w:val="1"/>
+      <w:numFmt w:val="bullet"/>
+      <w:lvlText w:val=""/>
+      <w:lvlJc w:val="left"/>
+      <w:pPr>
+        <w:ind w:left="2880" w:hanging="360"/>
+      </w:pPr>
+      <w:rPr>
+        <w:rFonts w:ascii="Symbol" w:hAnsi="Symbol" w:hint="default"/>
+      </w:rPr>
+    </w:lvl>
+    <w:lvl w:ilvl="4" w:tplc="04190003" w:tentative="1">
+      <w:start w:val="1"/>
+      <w:numFmt w:val="bullet"/>
+      <w:lvlText w:val="o"/>
+      <w:lvlJc w:val="left"/>
+      <w:pPr>
+        <w:ind w:left="3600" w:hanging="360"/>
+      </w:pPr>
+      <w:rPr>
+        <w:rFonts w:ascii="Courier New" w:hAnsi="Courier New" w:cs="Courier New" w:hint="default"/>
+      </w:rPr>
+    </w:lvl>
+    <w:lvl w:ilvl="5" w:tplc="04190005" w:tentative="1">
+      <w:start w:val="1"/>
+      <w:numFmt w:val="bullet"/>
+      <w:lvlText w:val=""/>
+      <w:lvlJc w:val="left"/>
+      <w:pPr>
+        <w:ind w:left="4320" w:hanging="360"/>
+      </w:pPr>
+      <w:rPr>
+        <w:rFonts w:ascii="Wingdings" w:hAnsi="Wingdings" w:hint="default"/>
+      </w:rPr>
+    </w:lvl>
+    <w:lvl w:ilvl="6" w:tplc="04190001" w:tentative="1">
+      <w:start w:val="1"/>
+      <w:numFmt w:val="bullet"/>
+      <w:lvlText w:val=""/>
+      <w:lvlJc w:val="left"/>
+      <w:pPr>
+        <w:ind w:left="5040" w:hanging="360"/>
+      </w:pPr>
+      <w:rPr>
+        <w:rFonts w:ascii="Symbol" w:hAnsi="Symbol" w:hint="default"/>
+      </w:rPr>
+    </w:lvl>
+    <w:lvl w:ilvl="7" w:tplc="04190003" w:tentative="1">
+      <w:start w:val="1"/>
+      <w:numFmt w:val="bullet"/>
+      <w:lvlText w:val="o"/>
+      <w:lvlJc w:val="left"/>
+      <w:pPr>
+        <w:ind w:left="5760" w:hanging="360"/>
+      </w:pPr>
+      <w:rPr>
+        <w:rFonts w:ascii="Courier New" w:hAnsi="Courier New" w:cs="Courier New" w:hint="default"/>
+      </w:rPr>
+    </w:lvl>
+    <w:lvl w:ilvl="8" w:tplc="04190005" w:tentative="1">
+      <w:start w:val="1"/>
+      <w:numFmt w:val="bullet"/>
+      <w:lvlText w:val=""/>
+      <w:lvlJc w:val="left"/>
+      <w:pPr>
+        <w:ind w:left="6480" w:hanging="360"/>
+      </w:pPr>
+      <w:rPr>
+        <w:rFonts w:ascii="Wingdings" w:hAnsi="Wingdings" w:hint="default"/>
+      </w:rPr>
+    </w:lvl>
+  </w:abstractNum>
+  <w:num w:numId="1" w16cid:durableId="1437286735">
+    <w:abstractNumId w:val="2"/>
+  </w:num>
+  <w:num w:numId="2" w16cid:durableId="934290715">
+    <w:abstractNumId w:val="1"/>
+  </w:num>
+  <w:num w:numId="3" w16cid:durableId="385303114">
+    <w:abstractNumId w:val="3"/>
+  </w:num>
+  <w:num w:numId="4" w16cid:durableId="1084687010">
+    <w:abstractNumId w:val="0"/>
+  </w:num>
+</w:numbering>
 </file>
 
 <file path=word/styles.xml><?xml version="1.0" encoding="utf-8"?>
@@ -2286,7 +3310,6 @@
     <w:next w:val="a"/>
     <w:link w:val="30"/>
     <w:uiPriority w:val="9"/>
-    <w:semiHidden/>
     <w:unhideWhenUsed/>
     <w:qFormat/>
     <w:rsid w:val="00D03F32"/>
@@ -2438,7 +3461,6 @@
   <w:style w:type="character" w:default="1" w:styleId="a0">
     <w:name w:val="Default Paragraph Font"/>
     <w:uiPriority w:val="1"/>
-    <w:semiHidden/>
     <w:unhideWhenUsed/>
   </w:style>
   <w:style w:type="table" w:default="1" w:styleId="a1">
@@ -2494,7 +3516,6 @@
     <w:basedOn w:val="a0"/>
     <w:link w:val="3"/>
     <w:uiPriority w:val="9"/>
-    <w:semiHidden/>
     <w:rsid w:val="00D03F32"/>
     <w:rPr>
       <w:rFonts w:eastAsiaTheme="majorEastAsia" w:cstheme="majorBidi"/>
